--- a/docs/Design_of_Data_Analysis.docx
+++ b/docs/Design_of_Data_Analysis.docx
@@ -33,13 +33,13 @@
         <w:pStyle w:val="Date"/>
       </w:pPr>
       <w:r>
-        <w:t xml:space="preserve">April,</w:t>
-      </w:r>
-      <w:r>
-        <w:t xml:space="preserve"> </w:t>
-      </w:r>
-      <w:r>
-        <w:t xml:space="preserve">2023</w:t>
+        <w:t xml:space="preserve">June,</w:t>
+      </w:r>
+      <w:r>
+        <w:t xml:space="preserve"> </w:t>
+      </w:r>
+      <w:r>
+        <w:t xml:space="preserve">2025</w:t>
       </w:r>
     </w:p>
     <w:sdt>
@@ -280,7 +280,7 @@
     </w:p>
     <w:bookmarkEnd w:id="23"/>
     <w:bookmarkEnd w:id="24"/>
-    <w:bookmarkStart w:id="34" w:name="analytic-iteration"/>
+    <w:bookmarkStart w:id="33" w:name="analytic-iteration"/>
     <w:p>
       <w:pPr>
         <w:pStyle w:val="Heading1"/>
@@ -455,7 +455,7 @@
       </w:r>
     </w:p>
     <w:bookmarkEnd w:id="26"/>
-    <w:bookmarkStart w:id="28" w:name="epicycle-of-analysis"/>
+    <w:bookmarkStart w:id="27" w:name="epicycle-of-analysis"/>
     <w:p>
       <w:pPr>
         <w:pStyle w:val="Heading2"/>
@@ -634,40 +634,41 @@
         <w:t xml:space="preserve">The repeated cycling through each of these five core activities that is done to complete a data analysis forms the larger circle of data analysis (See Figure). In this chapter we go into detail about what this 3-step epicyclic process is and give examples of how you can apply it to your data analysis.</w:t>
       </w:r>
     </w:p>
-    <w:p>
-      <w:pPr>
-        <w:pStyle w:val="CaptionedFigure"/>
+    <w:tbl>
+      <w:tblPr>
+        <w:tblStyle w:val="FigureTable"/>
+        <w:tblW w:type="auto" w:w="0"/>
+        <w:tblLook w:firstRow="0" w:lastRow="0" w:firstColumn="0" w:lastColumn="0"/>
+        <w:jc w:val="center"/>
+      </w:tblPr>
+      <w:tblGrid>
+        <w:gridCol w:w="7920"/>
+      </w:tblGrid>
+      <w:tr>
+        <w:tc>
+          <w:tcPr/>
+          <w:p>
+            <w:pPr>
+              <w:pStyle w:val="Compact"/>
+              <w:jc w:val="center"/>
+            </w:pPr>
+            <w:r>
+              <w:t xml:space="preserve">Epicycles of Analysis</w:t>
+            </w:r>
+          </w:p>
+        </w:tc>
+      </w:tr>
+    </w:tbl>
+    <w:p>
+      <w:pPr>
+        <w:pStyle w:val="ImageCaption"/>
       </w:pPr>
       <w:r>
         <w:t xml:space="preserve">Epicycles of Analysis</w:t>
       </w:r>
     </w:p>
-    <w:p>
-      <w:pPr>
-        <w:pStyle w:val="ImageCaption"/>
-      </w:pPr>
-      <w:bookmarkStart w:id="27" w:name="fig1"/>
-      <w:r>
-        <w:t xml:space="preserve">Figure </w:t>
-      </w:r>
-      <w:fldSimple w:instr="SEQ Figure \* ARABIC ">
-        <w:r>
-          <w:t>1</w:t>
-        </w:r>
-      </w:fldSimple>
-      <w:r>
-        <w:t xml:space="preserve">:</w:t>
-      </w:r>
-      <w:r>
-        <w:t xml:space="preserve"> </w:t>
-      </w:r>
-      <w:bookmarkEnd w:id="27"/>
-      <w:r>
-        <w:t xml:space="preserve">Epicycles of Analysis</w:t>
-      </w:r>
-    </w:p>
-    <w:bookmarkEnd w:id="28"/>
-    <w:bookmarkStart w:id="29" w:name="setting-expectations"/>
+    <w:bookmarkEnd w:id="27"/>
+    <w:bookmarkStart w:id="28" w:name="setting-expectations"/>
     <w:p>
       <w:pPr>
         <w:pStyle w:val="Heading2"/>
@@ -741,8 +742,8 @@
         <w:t xml:space="preserve">You may have also sought out external information to develop your expectations, which could include asking your friends who will be joining you or who have eaten at the restaurant before and/or Googling the restaurant to find general cost information online or a menu with prices. This same process, in which you use any a priori information you have and/or external sources to determine what you expect when you inspect your data or execute an analysis procedure, applies to each core activity of the data analysis process.</w:t>
       </w:r>
     </w:p>
-    <w:bookmarkEnd w:id="29"/>
-    <w:bookmarkStart w:id="30" w:name="collecting-information"/>
+    <w:bookmarkEnd w:id="28"/>
+    <w:bookmarkStart w:id="29" w:name="collecting-information"/>
     <w:p>
       <w:pPr>
         <w:pStyle w:val="Heading2"/>
@@ -768,8 +769,8 @@
         <w:t xml:space="preserve">This step entails collecting information about your question or your data. For your question, you collect information by performing a literature search or asking experts in order to ensure that your question is a good one. In the next chapter, we will discuss characteristics of a good question. For your data, after you have some expectations about what the result will be when you inspect your data or perform the analysis procedure, you then perform the operation. The results of that operation are the data you need to collect, and then you determine if the data you collected matches your expectations. To extend the restaurant metaphor, when you go to the restaurant, getting the check is collecting the data.</w:t>
       </w:r>
     </w:p>
-    <w:bookmarkEnd w:id="30"/>
-    <w:bookmarkStart w:id="31" w:name="comparing-expectations-to-data"/>
+    <w:bookmarkEnd w:id="29"/>
+    <w:bookmarkStart w:id="30" w:name="comparing-expectations-to-data"/>
     <w:p>
       <w:pPr>
         <w:pStyle w:val="Heading2"/>
@@ -803,8 +804,8 @@
         <w:t xml:space="preserve">One key indicator of how well your data analysis is going is how easy or difficult it is to match the data you collected to your original expectations. You want to setup your expectations and your data so that matching the two up is easy. In the restaurant example, your expectation was $30 and the data said the meal cost $40, so it’s easy to see that (a) your expectation was off by $10 and that (b) the meal was more expensive than you thought. When you come back to this place, you might bring an extra $10. If our original expectation was that the meal would be between $0 and $1,000, then it’s true that our data fall into that range, but it’s not clear how much more we’ve learned. For example, would you change your behavior the next time you came back? The expectation of a $30 meal is sometimes referred to as a sharp hypothesis because it states something very specific that can be verified with the data.</w:t>
       </w:r>
     </w:p>
-    <w:bookmarkEnd w:id="31"/>
-    <w:bookmarkStart w:id="33" w:name="X5b01a2ac365d60ba846629243006d07633c3770"/>
+    <w:bookmarkEnd w:id="30"/>
+    <w:bookmarkStart w:id="32" w:name="X5b01a2ac365d60ba846629243006d07633c3770"/>
     <w:p>
       <w:pPr>
         <w:pStyle w:val="Heading2"/>
@@ -863,7 +864,7 @@
         <w:t xml:space="preserve">Revising your expectations or fixing the data so that your expectations and the data match.</w:t>
       </w:r>
     </w:p>
-    <w:bookmarkStart w:id="32" w:name="example-asthma-prevalence-in-the-u.s."/>
+    <w:bookmarkStart w:id="31" w:name="example-asthma-prevalence-in-the-u.s."/>
     <w:p>
       <w:pPr>
         <w:pStyle w:val="Heading3"/>
@@ -1055,10 +1056,10 @@
         <w:t xml:space="preserve">In the next chapters, we will make extensive use of this framework to discuss how each activity in the data analysis process needs to be continuously iterated. While executing the three steps may seem tedious at first, eventually, you will get the hang of it and the cycling of the process will occur naturally and subconsciously. Indeed, we would argue that most of the best data analysts don’t even realize they are doing this!</w:t>
       </w:r>
     </w:p>
+    <w:bookmarkEnd w:id="31"/>
     <w:bookmarkEnd w:id="32"/>
     <w:bookmarkEnd w:id="33"/>
-    <w:bookmarkEnd w:id="34"/>
-    <w:bookmarkStart w:id="44" w:name="analytic-design"/>
+    <w:bookmarkStart w:id="43" w:name="analytic-design"/>
     <w:p>
       <w:pPr>
         <w:pStyle w:val="Heading1"/>
@@ -1076,7 +1077,7 @@
         <w:t xml:space="preserve">Analytic Design</w:t>
       </w:r>
     </w:p>
-    <w:bookmarkStart w:id="35" w:name="learning-objectives-2"/>
+    <w:bookmarkStart w:id="34" w:name="learning-objectives-2"/>
     <w:p>
       <w:pPr>
         <w:pStyle w:val="Heading2"/>
@@ -1115,8 +1116,8 @@
         <w:t xml:space="preserve">Describe the characteristics of a good question</w:t>
       </w:r>
     </w:p>
-    <w:bookmarkEnd w:id="35"/>
-    <w:bookmarkStart w:id="38" w:name="types-of-questions"/>
+    <w:bookmarkEnd w:id="34"/>
+    <w:bookmarkStart w:id="37" w:name="types-of-questions"/>
     <w:p>
       <w:pPr>
         <w:pStyle w:val="Heading2"/>
@@ -1170,7 +1171,7 @@
       <w:r>
         <w:t xml:space="preserve"> </w:t>
       </w:r>
-      <w:hyperlink r:id="rId36">
+      <w:hyperlink r:id="rId35">
         <w:r>
           <w:rPr>
             <w:rStyle w:val="Hyperlink"/>
@@ -1203,7 +1204,7 @@
       <w:r>
         <w:t xml:space="preserve"> </w:t>
       </w:r>
-      <w:hyperlink r:id="rId37">
+      <w:hyperlink r:id="rId36">
         <w:r>
           <w:rPr>
             <w:rStyle w:val="Hyperlink"/>
@@ -1481,8 +1482,8 @@
         <w:t xml:space="preserve">There are a couple of additional points about the types of questions that are important. First, by necessity, many data analyses answer multiple types of questions. For example, if a data analysis aims to answer an inferential question, descriptive and exploratory questions must also be answered during the process of answering the inferential question. To continue our example of diet and viral illnesses, you would not jump straight to a statistical model of the relationship between a diet high in fresh fruits and vegetables and the number of viral illnesses without having determined the frequency of this type of diet and viral illnesses and their relationship to one another in this sample. A second point is that the type of question you ask is determined in part by the data available to you (unless you plan to conduct a study and collect the data needed to do the analysis). For example, you may want to ask a causal question about diet and viral illnesses to know whether eating a diet high in fresh fruits and vegetables causes a decrease in the number of viral illnesses, and the best type of data to answer this causal question is one in which people’s diets change from one that is high in fresh fruits and vegetables to one that is not, or vice versa. If this type of data set does not exist, then the best you may be able to do is either apply causal analysis methods to observational data or instead answer an inferential question about diet and viral illnesses.</w:t>
       </w:r>
     </w:p>
-    <w:bookmarkEnd w:id="38"/>
-    <w:bookmarkStart w:id="39" w:name="Xd293a17ed4bd28a6ae787bba185f805a3f90fc2"/>
+    <w:bookmarkEnd w:id="37"/>
+    <w:bookmarkStart w:id="38" w:name="Xd293a17ed4bd28a6ae787bba185f805a3f90fc2"/>
     <w:p>
       <w:pPr>
         <w:pStyle w:val="Heading2"/>
@@ -1541,8 +1542,8 @@
         <w:t xml:space="preserve">Determining if your expectations match the information you gathered, and then refining your question (or expectations) if your expectations did not match the information you gathered</w:t>
       </w:r>
     </w:p>
-    <w:bookmarkEnd w:id="39"/>
-    <w:bookmarkStart w:id="40" w:name="characteristics-of-a-good-question"/>
+    <w:bookmarkEnd w:id="38"/>
+    <w:bookmarkStart w:id="39" w:name="characteristics-of-a-good-question"/>
     <w:p>
       <w:pPr>
         <w:pStyle w:val="Heading2"/>
@@ -1738,8 +1739,8 @@
         <w:t xml:space="preserve">With this degree of specificity, your plan of attack is much clearer and the answer you will get at the end of the data analysis will be more interpretable as you will either recommend or not recommend the specific action of eating at least 5 servings of fresh fruit and vegetables per day as a means of protecting against upper respiratory tract infections.</w:t>
       </w:r>
     </w:p>
-    <w:bookmarkEnd w:id="40"/>
-    <w:bookmarkStart w:id="41" w:name="X00ba81f6cdaba6915cfd64f2d7045487e018881"/>
+    <w:bookmarkEnd w:id="39"/>
+    <w:bookmarkStart w:id="40" w:name="X00ba81f6cdaba6915cfd64f2d7045487e018881"/>
     <w:p>
       <w:pPr>
         <w:pStyle w:val="Heading2"/>
@@ -1859,8 +1860,8 @@
         <w:t xml:space="preserve">), but the best time to consider its effects on your data analysis is when you are identifying the question you will answer and thinking about how you are going to answer the question with the data available to you.</w:t>
       </w:r>
     </w:p>
-    <w:bookmarkEnd w:id="41"/>
-    <w:bookmarkStart w:id="42" w:name="case-study"/>
+    <w:bookmarkEnd w:id="40"/>
+    <w:bookmarkStart w:id="41" w:name="case-study"/>
     <w:p>
       <w:pPr>
         <w:pStyle w:val="Heading2"/>
@@ -2107,8 +2108,8 @@
         <w:t xml:space="preserve">).</w:t>
       </w:r>
     </w:p>
-    <w:bookmarkEnd w:id="42"/>
-    <w:bookmarkStart w:id="43" w:name="concluding-thoughts"/>
+    <w:bookmarkEnd w:id="41"/>
+    <w:bookmarkStart w:id="42" w:name="concluding-thoughts"/>
     <w:p>
       <w:pPr>
         <w:pStyle w:val="Heading2"/>
@@ -2134,9 +2135,9 @@
         <w:t xml:space="preserve">By now, you should be poised to apply the 3 steps of the epicycle to stating and refining a question. If you are a seasoned data analyst, much of this process may be automatic, so that you may not be entirely conscious of some parts of the process that lead you to a good question. Until you arrive at this point, this chapter can serve as a useful resource to you when you’re faced with the task of developing a good question. In the next chapters, we will discuss what to do with the data now that you have good question in hand.</w:t>
       </w:r>
     </w:p>
+    <w:bookmarkEnd w:id="42"/>
     <w:bookmarkEnd w:id="43"/>
-    <w:bookmarkEnd w:id="44"/>
-    <w:bookmarkStart w:id="78" w:name="systems-thinking"/>
+    <w:bookmarkStart w:id="63" w:name="systems-thinking"/>
     <w:p>
       <w:pPr>
         <w:pStyle w:val="Heading1"/>
@@ -2154,7 +2155,7 @@
         <w:t xml:space="preserve">Systems Thinking</w:t>
       </w:r>
     </w:p>
-    <w:bookmarkStart w:id="45" w:name="learning-objectives-3"/>
+    <w:bookmarkStart w:id="44" w:name="learning-objectives-3"/>
     <w:p>
       <w:pPr>
         <w:pStyle w:val="Heading2"/>
@@ -2204,8 +2205,8 @@
         <w:t xml:space="preserve">Build a fault tree for a simple data analysis system</w:t>
       </w:r>
     </w:p>
-    <w:bookmarkEnd w:id="45"/>
-    <w:bookmarkStart w:id="46" w:name="introduction-1"/>
+    <w:bookmarkEnd w:id="44"/>
+    <w:bookmarkStart w:id="45" w:name="introduction-1"/>
     <w:p>
       <w:pPr>
         <w:pStyle w:val="Heading2"/>
@@ -3011,8 +3012,8 @@
         <w:t xml:space="preserve">systems and choose between them.</w:t>
       </w:r>
     </w:p>
-    <w:bookmarkEnd w:id="46"/>
-    <w:bookmarkStart w:id="50" w:name="data-analysis-systems"/>
+    <w:bookmarkEnd w:id="45"/>
+    <w:bookmarkStart w:id="47" w:name="data-analysis-systems"/>
     <w:p>
       <w:pPr>
         <w:pStyle w:val="Heading2"/>
@@ -3323,7 +3324,7 @@
         <w:t xml:space="preserve">resources, and any design requirements for the system output.</w:t>
       </w:r>
     </w:p>
-    <w:bookmarkStart w:id="49" w:name="example-a-simple-linear-model-system"/>
+    <w:bookmarkStart w:id="46" w:name="example-a-simple-linear-model-system"/>
     <w:p>
       <w:pPr>
         <w:pStyle w:val="Heading3"/>
@@ -3409,42 +3410,41 @@
         <w:t xml:space="preserve">.</w:t>
       </w:r>
     </w:p>
-    <w:p>
-      <w:pPr>
-        <w:pStyle w:val="CaptionedFigure"/>
-      </w:pPr>
-      <w:bookmarkStart w:id="47" w:name="modelSLR"/>
-      <w:r>
-        <w:t xml:space="preserve">Simple linear regression data analysis system with</w:t>
-      </w:r>
-      <w:r>
-        <w:t xml:space="preserve"> </w:t>
-      </w:r>
-      <w:r>
-        <w:t xml:space="preserve">pseudo-code.</w:t>
-      </w:r>
-      <w:bookmarkEnd w:id="47"/>
-    </w:p>
+    <w:tbl>
+      <w:tblPr>
+        <w:tblStyle w:val="FigureTable"/>
+        <w:tblW w:type="auto" w:w="0"/>
+        <w:tblLook w:firstRow="0" w:lastRow="0" w:firstColumn="0" w:lastColumn="0"/>
+        <w:jc w:val="center"/>
+      </w:tblPr>
+      <w:tblGrid>
+        <w:gridCol w:w="7920"/>
+      </w:tblGrid>
+      <w:tr>
+        <w:tc>
+          <w:tcPr/>
+          <w:p>
+            <w:pPr>
+              <w:pStyle w:val="Compact"/>
+              <w:jc w:val="center"/>
+            </w:pPr>
+            <w:r>
+              <w:t xml:space="preserve">Simple linear regression data analysis system with</w:t>
+            </w:r>
+            <w:r>
+              <w:t xml:space="preserve"> </w:t>
+            </w:r>
+            <w:r>
+              <w:t xml:space="preserve">pseudo-code.</w:t>
+            </w:r>
+          </w:p>
+        </w:tc>
+      </w:tr>
+    </w:tbl>
     <w:p>
       <w:pPr>
         <w:pStyle w:val="ImageCaption"/>
       </w:pPr>
-      <w:bookmarkStart w:id="48" w:name="fig2"/>
-      <w:r>
-        <w:t xml:space="preserve">Figure </w:t>
-      </w:r>
-      <w:fldSimple w:instr="SEQ Figure \* ARABIC ">
-        <w:r>
-          <w:t>2</w:t>
-        </w:r>
-      </w:fldSimple>
-      <w:r>
-        <w:t xml:space="preserve">:</w:t>
-      </w:r>
-      <w:r>
-        <w:t xml:space="preserve"> </w:t>
-      </w:r>
-      <w:bookmarkEnd w:id="48"/>
       <w:r>
         <w:t xml:space="preserve">Simple linear regression data analysis system with</w:t>
       </w:r>
@@ -3538,9 +3538,9 @@
         <w:t xml:space="preserve">functions.</w:t>
       </w:r>
     </w:p>
-    <w:bookmarkEnd w:id="49"/>
-    <w:bookmarkEnd w:id="50"/>
-    <w:bookmarkStart w:id="52" w:name="sec:expectations"/>
+    <w:bookmarkEnd w:id="46"/>
+    <w:bookmarkEnd w:id="47"/>
+    <w:bookmarkStart w:id="49" w:name="sec:expectations"/>
     <w:p>
       <w:pPr>
         <w:pStyle w:val="Heading2"/>
@@ -3814,7 +3814,7 @@
         <w:t xml:space="preserve">different biases towards existing evidence or data.</w:t>
       </w:r>
     </w:p>
-    <w:bookmarkStart w:id="51" w:name="sec:expectedmean"/>
+    <w:bookmarkStart w:id="48" w:name="sec:expectedmean"/>
     <w:p>
       <w:pPr>
         <w:pStyle w:val="Heading3"/>
@@ -4332,9 +4332,9 @@
         <w:t xml:space="preserve">would fall in the interval or not.</w:t>
       </w:r>
     </w:p>
-    <w:bookmarkEnd w:id="51"/>
-    <w:bookmarkEnd w:id="52"/>
-    <w:bookmarkStart w:id="53" w:name="sec:faultpoints"/>
+    <w:bookmarkEnd w:id="48"/>
+    <w:bookmarkEnd w:id="49"/>
+    <w:bookmarkStart w:id="50" w:name="sec:faultpoints"/>
     <w:p>
       <w:pPr>
         <w:pStyle w:val="Heading2"/>
@@ -4999,8 +4999,8 @@
         <w:t xml:space="preserve">anomaly and determine which root causes should be investigated.</w:t>
       </w:r>
     </w:p>
-    <w:bookmarkEnd w:id="53"/>
-    <w:bookmarkStart w:id="57" w:name="sec:faulttrees"/>
+    <w:bookmarkEnd w:id="50"/>
+    <w:bookmarkStart w:id="52" w:name="sec:faulttrees"/>
     <w:p>
       <w:pPr>
         <w:pStyle w:val="Heading2"/>
@@ -5300,7 +5300,7 @@
         <w:t xml:space="preserve">.</w:t>
       </w:r>
     </w:p>
-    <w:bookmarkStart w:id="56" w:name="Xb09658dc90e96ed24a00d8dab7b0b6d2bf20b8f"/>
+    <w:bookmarkStart w:id="51" w:name="Xb09658dc90e96ed24a00d8dab7b0b6d2bf20b8f"/>
     <w:p>
       <w:pPr>
         <w:pStyle w:val="Heading3"/>
@@ -5917,48 +5917,47 @@
         <w:t xml:space="preserve">leaf nodes are labeled with circles to indicate the root cause events.</w:t>
       </w:r>
     </w:p>
-    <w:p>
-      <w:pPr>
-        <w:pStyle w:val="CaptionedFigure"/>
-      </w:pPr>
-      <w:bookmarkStart w:id="54" w:name="ftreeSLR"/>
-      <w:r>
-        <w:t xml:space="preserve">Fault tree for unexpected event of “Estimated coefficients outside of</w:t>
-      </w:r>
-      <w:r>
-        <w:t xml:space="preserve"> </w:t>
-      </w:r>
-      <w:r>
-        <w:t xml:space="preserve">expected range when model fitted to the input</w:t>
-      </w:r>
-      <w:r>
-        <w:t xml:space="preserve"> </w:t>
-      </w:r>
-      <w:r>
-        <w:t xml:space="preserve">data."</w:t>
-      </w:r>
-      <w:bookmarkEnd w:id="54"/>
-    </w:p>
+    <w:tbl>
+      <w:tblPr>
+        <w:tblStyle w:val="FigureTable"/>
+        <w:tblW w:type="auto" w:w="0"/>
+        <w:tblLook w:firstRow="0" w:lastRow="0" w:firstColumn="0" w:lastColumn="0"/>
+        <w:jc w:val="center"/>
+      </w:tblPr>
+      <w:tblGrid>
+        <w:gridCol w:w="7920"/>
+      </w:tblGrid>
+      <w:tr>
+        <w:tc>
+          <w:tcPr/>
+          <w:p>
+            <w:pPr>
+              <w:pStyle w:val="Compact"/>
+              <w:jc w:val="center"/>
+            </w:pPr>
+            <w:r>
+              <w:t xml:space="preserve">Fault tree for unexpected event of “Estimated coefficients outside of</w:t>
+            </w:r>
+            <w:r>
+              <w:t xml:space="preserve"> </w:t>
+            </w:r>
+            <w:r>
+              <w:t xml:space="preserve">expected range when model fitted to the input</w:t>
+            </w:r>
+            <w:r>
+              <w:t xml:space="preserve"> </w:t>
+            </w:r>
+            <w:r>
+              <w:t xml:space="preserve">data."</w:t>
+            </w:r>
+          </w:p>
+        </w:tc>
+      </w:tr>
+    </w:tbl>
     <w:p>
       <w:pPr>
         <w:pStyle w:val="ImageCaption"/>
       </w:pPr>
-      <w:bookmarkStart w:id="55" w:name="fig3"/>
-      <w:r>
-        <w:t xml:space="preserve">Figure </w:t>
-      </w:r>
-      <w:fldSimple w:instr="SEQ Figure \* ARABIC ">
-        <w:r>
-          <w:t>3</w:t>
-        </w:r>
-      </w:fldSimple>
-      <w:r>
-        <w:t xml:space="preserve">:</w:t>
-      </w:r>
-      <w:r>
-        <w:t xml:space="preserve"> </w:t>
-      </w:r>
-      <w:bookmarkEnd w:id="55"/>
       <w:r>
         <w:t xml:space="preserve">Fault tree for unexpected event of “Estimated coefficients outside of</w:t>
       </w:r>
@@ -6362,9 +6361,9 @@
         <w:t xml:space="preserve">the data.</w:t>
       </w:r>
     </w:p>
-    <w:bookmarkEnd w:id="56"/>
-    <w:bookmarkEnd w:id="57"/>
-    <w:bookmarkStart w:id="64" w:name="X44d6bcdf13eac1d46a63ddfa05e1257c708962e"/>
+    <w:bookmarkEnd w:id="51"/>
+    <w:bookmarkEnd w:id="52"/>
+    <w:bookmarkStart w:id="55" w:name="X44d6bcdf13eac1d46a63ddfa05e1257c708962e"/>
     <w:p>
       <w:pPr>
         <w:pStyle w:val="Heading2"/>
@@ -6590,7 +6589,7 @@
         <w:t xml:space="preserve">when designing a data analysis system.</w:t>
       </w:r>
     </w:p>
-    <w:bookmarkStart w:id="63" w:name="a-scatterplotregression-line-system"/>
+    <w:bookmarkStart w:id="54" w:name="a-scatterplotregression-line-system"/>
     <w:p>
       <w:pPr>
         <w:pStyle w:val="Heading3"/>
@@ -6651,42 +6650,41 @@
         <w:t xml:space="preserve">.</w:t>
       </w:r>
     </w:p>
-    <w:p>
-      <w:pPr>
-        <w:pStyle w:val="CaptionedFigure"/>
-      </w:pPr>
-      <w:bookmarkStart w:id="58" w:name="modelPlot"/>
-      <w:r>
-        <w:t xml:space="preserve">Scatterplot with overlaid regression line data analysis system</w:t>
-      </w:r>
-      <w:r>
-        <w:t xml:space="preserve"> </w:t>
-      </w:r>
-      <w:r>
-        <w:t xml:space="preserve">with pseudo-code.</w:t>
-      </w:r>
-      <w:bookmarkEnd w:id="58"/>
-    </w:p>
+    <w:tbl>
+      <w:tblPr>
+        <w:tblStyle w:val="FigureTable"/>
+        <w:tblW w:type="auto" w:w="0"/>
+        <w:tblLook w:firstRow="0" w:lastRow="0" w:firstColumn="0" w:lastColumn="0"/>
+        <w:jc w:val="center"/>
+      </w:tblPr>
+      <w:tblGrid>
+        <w:gridCol w:w="7920"/>
+      </w:tblGrid>
+      <w:tr>
+        <w:tc>
+          <w:tcPr/>
+          <w:p>
+            <w:pPr>
+              <w:pStyle w:val="Compact"/>
+              <w:jc w:val="center"/>
+            </w:pPr>
+            <w:r>
+              <w:t xml:space="preserve">Scatterplot with overlaid regression line data analysis system</w:t>
+            </w:r>
+            <w:r>
+              <w:t xml:space="preserve"> </w:t>
+            </w:r>
+            <w:r>
+              <w:t xml:space="preserve">with pseudo-code.</w:t>
+            </w:r>
+          </w:p>
+        </w:tc>
+      </w:tr>
+    </w:tbl>
     <w:p>
       <w:pPr>
         <w:pStyle w:val="ImageCaption"/>
       </w:pPr>
-      <w:bookmarkStart w:id="59" w:name="fig4"/>
-      <w:r>
-        <w:t xml:space="preserve">Figure </w:t>
-      </w:r>
-      <w:fldSimple w:instr="SEQ Figure \* ARABIC ">
-        <w:r>
-          <w:t>4</w:t>
-        </w:r>
-      </w:fldSimple>
-      <w:r>
-        <w:t xml:space="preserve">:</w:t>
-      </w:r>
-      <w:r>
-        <w:t xml:space="preserve"> </w:t>
-      </w:r>
-      <w:bookmarkEnd w:id="59"/>
       <w:r>
         <w:t xml:space="preserve">Scatterplot with overlaid regression line data analysis system</w:t>
       </w:r>
@@ -6839,7 +6837,7 @@
       <w:pPr>
         <w:pStyle w:val="BodyText"/>
       </w:pPr>
-      <w:bookmarkStart w:id="60" w:name="failureSLR"/>
+      <w:bookmarkStart w:id="53" w:name="failureSLR"/>
       <m:oMathPara>
         <m:oMathParaPr>
           <m:jc m:val="center"/>
@@ -6877,13 +6875,13 @@
           </m:r>
         </m:oMath>
       </m:oMathPara>
-      <w:bookmarkEnd w:id="60"/>
+      <w:bookmarkEnd w:id="53"/>
     </w:p>
     <w:p>
       <w:pPr>
         <w:numPr>
           <w:ilvl w:val="0"/>
-          <w:numId w:val="1012"/>
+          <w:numId w:val="1000"/>
         </w:numPr>
       </w:pPr>
       <w:r>
@@ -7010,42 +7008,41 @@
         <w:t xml:space="preserve">anomaly. Here, we only consider the case where the residual is positive.</w:t>
       </w:r>
     </w:p>
-    <w:p>
-      <w:pPr>
-        <w:pStyle w:val="CaptionedFigure"/>
-      </w:pPr>
-      <w:bookmarkStart w:id="61" w:name="ftreePlot"/>
-      <w:r>
-        <w:t xml:space="preserve">Fault tree for unexpected event of “Model residuals out of expected</w:t>
-      </w:r>
-      <w:r>
-        <w:t xml:space="preserve"> </w:t>
-      </w:r>
-      <w:r>
-        <w:t xml:space="preserve">range."</w:t>
-      </w:r>
-      <w:bookmarkEnd w:id="61"/>
-    </w:p>
+    <w:tbl>
+      <w:tblPr>
+        <w:tblStyle w:val="FigureTable"/>
+        <w:tblW w:type="auto" w:w="0"/>
+        <w:tblLook w:firstRow="0" w:lastRow="0" w:firstColumn="0" w:lastColumn="0"/>
+        <w:jc w:val="center"/>
+      </w:tblPr>
+      <w:tblGrid>
+        <w:gridCol w:w="7920"/>
+      </w:tblGrid>
+      <w:tr>
+        <w:tc>
+          <w:tcPr/>
+          <w:p>
+            <w:pPr>
+              <w:pStyle w:val="Compact"/>
+              <w:jc w:val="center"/>
+            </w:pPr>
+            <w:r>
+              <w:t xml:space="preserve">Fault tree for unexpected event of “Model residuals out of expected</w:t>
+            </w:r>
+            <w:r>
+              <w:t xml:space="preserve"> </w:t>
+            </w:r>
+            <w:r>
+              <w:t xml:space="preserve">range."</w:t>
+            </w:r>
+          </w:p>
+        </w:tc>
+      </w:tr>
+    </w:tbl>
     <w:p>
       <w:pPr>
         <w:pStyle w:val="ImageCaption"/>
       </w:pPr>
-      <w:bookmarkStart w:id="62" w:name="fig5"/>
-      <w:r>
-        <w:t xml:space="preserve">Figure </w:t>
-      </w:r>
-      <w:fldSimple w:instr="SEQ Figure \* ARABIC ">
-        <w:r>
-          <w:t>5</w:t>
-        </w:r>
-      </w:fldSimple>
-      <w:r>
-        <w:t xml:space="preserve">:</w:t>
-      </w:r>
-      <w:r>
-        <w:t xml:space="preserve"> </w:t>
-      </w:r>
-      <w:bookmarkEnd w:id="62"/>
       <w:r>
         <w:t xml:space="preserve">Fault tree for unexpected event of “Model residuals out of expected</w:t>
       </w:r>
@@ -7242,9 +7239,9 @@
         <w:t xml:space="preserve">(possibly non-normal or heteroscedastic).</w:t>
       </w:r>
     </w:p>
-    <w:bookmarkEnd w:id="63"/>
-    <w:bookmarkEnd w:id="64"/>
-    <w:bookmarkStart w:id="76" w:name="comparison-of-systems"/>
+    <w:bookmarkEnd w:id="54"/>
+    <w:bookmarkEnd w:id="55"/>
+    <w:bookmarkStart w:id="61" w:name="comparison-of-systems"/>
     <w:p>
       <w:pPr>
         <w:pStyle w:val="Heading2"/>
@@ -7508,42 +7505,41 @@
         <w:t xml:space="preserve">perhaps unexpected.</w:t>
       </w:r>
     </w:p>
-    <w:p>
-      <w:pPr>
-        <w:pStyle w:val="CaptionedFigure"/>
-      </w:pPr>
-      <w:bookmarkStart w:id="65" w:name="anscombeplot"/>
-      <w:r>
-        <w:t xml:space="preserve">Simple linear regression data analysis</w:t>
-      </w:r>
-      <w:r>
-        <w:t xml:space="preserve"> </w:t>
-      </w:r>
-      <w:r>
-        <w:t xml:space="preserve">system.</w:t>
-      </w:r>
-      <w:bookmarkEnd w:id="65"/>
-    </w:p>
+    <w:tbl>
+      <w:tblPr>
+        <w:tblStyle w:val="FigureTable"/>
+        <w:tblW w:type="auto" w:w="0"/>
+        <w:tblLook w:firstRow="0" w:lastRow="0" w:firstColumn="0" w:lastColumn="0"/>
+        <w:jc w:val="center"/>
+      </w:tblPr>
+      <w:tblGrid>
+        <w:gridCol w:w="7920"/>
+      </w:tblGrid>
+      <w:tr>
+        <w:tc>
+          <w:tcPr/>
+          <w:p>
+            <w:pPr>
+              <w:pStyle w:val="Compact"/>
+              <w:jc w:val="center"/>
+            </w:pPr>
+            <w:r>
+              <w:t xml:space="preserve">Simple linear regression data analysis</w:t>
+            </w:r>
+            <w:r>
+              <w:t xml:space="preserve"> </w:t>
+            </w:r>
+            <w:r>
+              <w:t xml:space="preserve">system.</w:t>
+            </w:r>
+          </w:p>
+        </w:tc>
+      </w:tr>
+    </w:tbl>
     <w:p>
       <w:pPr>
         <w:pStyle w:val="ImageCaption"/>
       </w:pPr>
-      <w:bookmarkStart w:id="66" w:name="fig6"/>
-      <w:r>
-        <w:t xml:space="preserve">Figure </w:t>
-      </w:r>
-      <w:fldSimple w:instr="SEQ Figure \* ARABIC ">
-        <w:r>
-          <w:t>6</w:t>
-        </w:r>
-      </w:fldSimple>
-      <w:r>
-        <w:t xml:space="preserve">:</w:t>
-      </w:r>
-      <w:r>
-        <w:t xml:space="preserve"> </w:t>
-      </w:r>
-      <w:bookmarkEnd w:id="66"/>
       <w:r>
         <w:t xml:space="preserve">Simple linear regression data analysis</w:t>
       </w:r>
@@ -8118,7 +8114,7 @@
         <w:t xml:space="preserve">underlying process that generates the data.</w:t>
       </w:r>
     </w:p>
-    <w:bookmarkStart w:id="67" w:name="X79eaf57fccac518cdb3b32a5a8f9c4d3bd54bec"/>
+    <w:bookmarkStart w:id="56" w:name="X79eaf57fccac518cdb3b32a5a8f9c4d3bd54bec"/>
     <w:p>
       <w:pPr>
         <w:pStyle w:val="Heading3"/>
@@ -8537,8 +8533,8 @@
         <w:t xml:space="preserve">analysis.</w:t>
       </w:r>
     </w:p>
-    <w:bookmarkEnd w:id="67"/>
-    <w:bookmarkStart w:id="75" w:name="Xf33f9f87577746fd67df01d17d4402122dfbb87"/>
+    <w:bookmarkEnd w:id="56"/>
+    <w:bookmarkStart w:id="60" w:name="Xf33f9f87577746fd67df01d17d4402122dfbb87"/>
     <w:p>
       <w:pPr>
         <w:pStyle w:val="Heading3"/>
@@ -9113,7 +9109,7 @@
       <w:pPr>
         <w:pStyle w:val="BodyText"/>
       </w:pPr>
-      <w:bookmarkStart w:id="68" w:name="step:quadratic"/>
+      <w:bookmarkStart w:id="57" w:name="step:quadratic"/>
       <m:oMathPara>
         <m:oMathParaPr>
           <m:jc m:val="center"/>
@@ -9166,7 +9162,7 @@
           </m:r>
         </m:oMath>
       </m:oMathPara>
-      <w:bookmarkEnd w:id="68"/>
+      <w:bookmarkEnd w:id="57"/>
     </w:p>
     <w:p>
       <w:pPr>
@@ -9337,7 +9333,7 @@
       <w:pPr>
         <w:pStyle w:val="BodyText"/>
       </w:pPr>
-      <w:bookmarkStart w:id="69" w:name="step:xoutlier"/>
+      <w:bookmarkStart w:id="58" w:name="step:xoutlier"/>
       <m:oMathPara>
         <m:oMathParaPr>
           <m:jc m:val="center"/>
@@ -9387,7 +9383,7 @@
           </m:r>
         </m:oMath>
       </m:oMathPara>
-      <w:bookmarkEnd w:id="69"/>
+      <w:bookmarkEnd w:id="58"/>
     </w:p>
     <w:p>
       <w:pPr>
@@ -9617,7 +9613,7 @@
       <w:pPr>
         <w:pStyle w:val="BodyText"/>
       </w:pPr>
-      <w:bookmarkStart w:id="70" w:name="step:youtlier"/>
+      <w:bookmarkStart w:id="59" w:name="step:youtlier"/>
       <m:oMathPara>
         <m:oMathParaPr>
           <m:jc m:val="center"/>
@@ -9667,7 +9663,7 @@
           </m:r>
         </m:oMath>
       </m:oMathPara>
-      <w:bookmarkEnd w:id="70"/>
+      <w:bookmarkEnd w:id="59"/>
     </w:p>
     <w:p>
       <w:pPr>
@@ -9938,42 +9934,41 @@
         <w:t xml:space="preserve">the circumstances of the analysis.</w:t>
       </w:r>
     </w:p>
-    <w:p>
-      <w:pPr>
-        <w:pStyle w:val="CaptionedFigure"/>
-      </w:pPr>
-      <w:bookmarkStart w:id="71" w:name="modelSLRrev"/>
-      <w:r>
-        <w:t xml:space="preserve">Revised simple linear regression</w:t>
-      </w:r>
-      <w:r>
-        <w:t xml:space="preserve"> </w:t>
-      </w:r>
-      <w:r>
-        <w:t xml:space="preserve">system.</w:t>
-      </w:r>
-      <w:bookmarkEnd w:id="71"/>
-    </w:p>
+    <w:tbl>
+      <w:tblPr>
+        <w:tblStyle w:val="FigureTable"/>
+        <w:tblW w:type="auto" w:w="0"/>
+        <w:tblLook w:firstRow="0" w:lastRow="0" w:firstColumn="0" w:lastColumn="0"/>
+        <w:jc w:val="center"/>
+      </w:tblPr>
+      <w:tblGrid>
+        <w:gridCol w:w="7920"/>
+      </w:tblGrid>
+      <w:tr>
+        <w:tc>
+          <w:tcPr/>
+          <w:p>
+            <w:pPr>
+              <w:pStyle w:val="Compact"/>
+              <w:jc w:val="center"/>
+            </w:pPr>
+            <w:r>
+              <w:t xml:space="preserve">Revised simple linear regression</w:t>
+            </w:r>
+            <w:r>
+              <w:t xml:space="preserve"> </w:t>
+            </w:r>
+            <w:r>
+              <w:t xml:space="preserve">system.</w:t>
+            </w:r>
+          </w:p>
+        </w:tc>
+      </w:tr>
+    </w:tbl>
     <w:p>
       <w:pPr>
         <w:pStyle w:val="ImageCaption"/>
       </w:pPr>
-      <w:bookmarkStart w:id="72" w:name="fig7"/>
-      <w:r>
-        <w:t xml:space="preserve">Figure </w:t>
-      </w:r>
-      <w:fldSimple w:instr="SEQ Figure \* ARABIC ">
-        <w:r>
-          <w:t>7</w:t>
-        </w:r>
-      </w:fldSimple>
-      <w:r>
-        <w:t xml:space="preserve">:</w:t>
-      </w:r>
-      <w:r>
-        <w:t xml:space="preserve"> </w:t>
-      </w:r>
-      <w:bookmarkEnd w:id="72"/>
       <w:r>
         <w:t xml:space="preserve">Revised simple linear regression</w:t>
       </w:r>
@@ -10360,42 +10355,41 @@
         <w:t xml:space="preserve">trigger this type of anomaly.</w:t>
       </w:r>
     </w:p>
-    <w:p>
-      <w:pPr>
-        <w:pStyle w:val="CaptionedFigure"/>
-      </w:pPr>
-      <w:bookmarkStart w:id="73" w:name="ftreeSLRrev"/>
-      <w:r>
-        <w:t xml:space="preserve">Revised fault tree for simple linear regression system with additional</w:t>
-      </w:r>
-      <w:r>
-        <w:t xml:space="preserve"> </w:t>
-      </w:r>
-      <w:r>
-        <w:t xml:space="preserve">checks.</w:t>
-      </w:r>
-      <w:bookmarkEnd w:id="73"/>
-    </w:p>
+    <w:tbl>
+      <w:tblPr>
+        <w:tblStyle w:val="FigureTable"/>
+        <w:tblW w:type="auto" w:w="0"/>
+        <w:tblLook w:firstRow="0" w:lastRow="0" w:firstColumn="0" w:lastColumn="0"/>
+        <w:jc w:val="center"/>
+      </w:tblPr>
+      <w:tblGrid>
+        <w:gridCol w:w="7920"/>
+      </w:tblGrid>
+      <w:tr>
+        <w:tc>
+          <w:tcPr/>
+          <w:p>
+            <w:pPr>
+              <w:pStyle w:val="Compact"/>
+              <w:jc w:val="center"/>
+            </w:pPr>
+            <w:r>
+              <w:t xml:space="preserve">Revised fault tree for simple linear regression system with additional</w:t>
+            </w:r>
+            <w:r>
+              <w:t xml:space="preserve"> </w:t>
+            </w:r>
+            <w:r>
+              <w:t xml:space="preserve">checks.</w:t>
+            </w:r>
+          </w:p>
+        </w:tc>
+      </w:tr>
+    </w:tbl>
     <w:p>
       <w:pPr>
         <w:pStyle w:val="ImageCaption"/>
       </w:pPr>
-      <w:bookmarkStart w:id="74" w:name="fig8"/>
-      <w:r>
-        <w:t xml:space="preserve">Figure </w:t>
-      </w:r>
-      <w:fldSimple w:instr="SEQ Figure \* ARABIC ">
-        <w:r>
-          <w:t>8</w:t>
-        </w:r>
-      </w:fldSimple>
-      <w:r>
-        <w:t xml:space="preserve">:</w:t>
-      </w:r>
-      <w:r>
-        <w:t xml:space="preserve"> </w:t>
-      </w:r>
-      <w:bookmarkEnd w:id="74"/>
       <w:r>
         <w:t xml:space="preserve">Revised fault tree for simple linear regression system with additional</w:t>
       </w:r>
@@ -10770,9 +10764,9 @@
         <w:t xml:space="preserve">there being a problem with the data.</w:t>
       </w:r>
     </w:p>
-    <w:bookmarkEnd w:id="75"/>
-    <w:bookmarkEnd w:id="76"/>
-    <w:bookmarkStart w:id="77" w:name="sec:discussion"/>
+    <w:bookmarkEnd w:id="60"/>
+    <w:bookmarkEnd w:id="61"/>
+    <w:bookmarkStart w:id="62" w:name="sec:discussion"/>
     <w:p>
       <w:pPr>
         <w:pStyle w:val="Heading2"/>
@@ -11921,9 +11915,9 @@
         <w:t xml:space="preserve">data analyses.</w:t>
       </w:r>
     </w:p>
-    <w:bookmarkEnd w:id="77"/>
-    <w:bookmarkEnd w:id="78"/>
-    <w:bookmarkStart w:id="84" w:name="analysis-of-alternatives"/>
+    <w:bookmarkEnd w:id="62"/>
+    <w:bookmarkEnd w:id="63"/>
+    <w:bookmarkStart w:id="69" w:name="analysis-of-alternatives"/>
     <w:p>
       <w:pPr>
         <w:pStyle w:val="Heading1"/>
@@ -11941,7 +11935,7 @@
         <w:t xml:space="preserve">Analysis of Alternatives</w:t>
       </w:r>
     </w:p>
-    <w:bookmarkStart w:id="79" w:name="learning-objectives-4"/>
+    <w:bookmarkStart w:id="64" w:name="learning-objectives-4"/>
     <w:p>
       <w:pPr>
         <w:pStyle w:val="Heading2"/>
@@ -11980,8 +11974,8 @@
         <w:t xml:space="preserve">Describe alternatives to elements of a data analysis block diagram</w:t>
       </w:r>
     </w:p>
-    <w:bookmarkEnd w:id="79"/>
-    <w:bookmarkStart w:id="80" w:name="narrative-structure"/>
+    <w:bookmarkEnd w:id="64"/>
+    <w:bookmarkStart w:id="65" w:name="narrative-structure"/>
     <w:p>
       <w:pPr>
         <w:pStyle w:val="Heading2"/>
@@ -12007,8 +12001,8 @@
         <w:t xml:space="preserve">Upon reading about or perhaps building a data analysis, it is important that we have a formal approach to critiquing the analysis and proposing improvements.</w:t>
       </w:r>
     </w:p>
-    <w:bookmarkEnd w:id="80"/>
-    <w:bookmarkStart w:id="81" w:name="block-diagrams"/>
+    <w:bookmarkEnd w:id="65"/>
+    <w:bookmarkStart w:id="66" w:name="block-diagrams"/>
     <w:p>
       <w:pPr>
         <w:pStyle w:val="Heading2"/>
@@ -12026,8 +12020,8 @@
         <w:t xml:space="preserve">Block Diagrams</w:t>
       </w:r>
     </w:p>
-    <w:bookmarkEnd w:id="81"/>
-    <w:bookmarkStart w:id="82" w:name="specifying-alternatives"/>
+    <w:bookmarkEnd w:id="66"/>
+    <w:bookmarkStart w:id="67" w:name="specifying-alternatives"/>
     <w:p>
       <w:pPr>
         <w:pStyle w:val="Heading2"/>
@@ -12045,8 +12039,8 @@
         <w:t xml:space="preserve">Specifying Alternatives</w:t>
       </w:r>
     </w:p>
-    <w:bookmarkEnd w:id="82"/>
-    <w:bookmarkStart w:id="83" w:name="analysis-of-alternatives-1"/>
+    <w:bookmarkEnd w:id="67"/>
+    <w:bookmarkStart w:id="68" w:name="analysis-of-alternatives-1"/>
     <w:p>
       <w:pPr>
         <w:pStyle w:val="Heading2"/>
@@ -12072,9 +12066,9 @@
         <w:t xml:space="preserve">Once alternative approaches have been specified, it is important to consider the evidence for or against each alternative.</w:t>
       </w:r>
     </w:p>
-    <w:bookmarkEnd w:id="83"/>
-    <w:bookmarkEnd w:id="84"/>
-    <w:bookmarkStart w:id="91" w:name="about-the-authors"/>
+    <w:bookmarkEnd w:id="68"/>
+    <w:bookmarkEnd w:id="69"/>
+    <w:bookmarkStart w:id="76" w:name="about-the-authors"/>
     <w:p>
       <w:pPr>
         <w:pStyle w:val="Heading1"/>
@@ -12093,7 +12087,7 @@
       <w:r>
         <w:t xml:space="preserve"> </w:t>
       </w:r>
-      <w:hyperlink r:id="rId85">
+      <w:hyperlink r:id="rId70">
         <w:r>
           <w:rPr>
             <w:rStyle w:val="Hyperlink"/>
@@ -12124,6 +12118,7 @@
         <w:tblStyle w:val="Table"/>
         <w:tblW w:type="pct" w:w="5000"/>
         <w:tblLook w:firstRow="1" w:lastRow="0" w:firstColumn="0" w:lastColumn="0" w:noHBand="0" w:noVBand="0" w:val="0020"/>
+        <w:jc w:val="start"/>
       </w:tblPr>
       <w:tblGrid>
         <w:gridCol w:w="4620"/>
@@ -12204,7 +12199,7 @@
               <w:pStyle w:val="Compact"/>
               <w:jc w:val="left"/>
             </w:pPr>
-            <w:hyperlink r:id="rId86">
+            <w:hyperlink r:id="rId71">
               <w:r>
                 <w:rPr>
                   <w:rStyle w:val="Hyperlink"/>
@@ -12261,7 +12256,7 @@
               <w:pStyle w:val="Compact"/>
               <w:jc w:val="left"/>
             </w:pPr>
-            <w:hyperlink r:id="rId87">
+            <w:hyperlink r:id="rId72">
               <w:r>
                 <w:rPr>
                   <w:rStyle w:val="Hyperlink"/>
@@ -12275,7 +12270,7 @@
             <w:r>
               <w:t xml:space="preserve"> </w:t>
             </w:r>
-            <w:hyperlink r:id="rId88">
+            <w:hyperlink r:id="rId73">
               <w:r>
                 <w:rPr>
                   <w:rStyle w:val="Hyperlink"/>
@@ -12306,7 +12301,7 @@
               <w:pStyle w:val="Compact"/>
               <w:jc w:val="left"/>
             </w:pPr>
-            <w:hyperlink r:id="rId87">
+            <w:hyperlink r:id="rId72">
               <w:r>
                 <w:rPr>
                   <w:rStyle w:val="Hyperlink"/>
@@ -12337,7 +12332,7 @@
               <w:pStyle w:val="Compact"/>
               <w:jc w:val="left"/>
             </w:pPr>
-            <w:hyperlink r:id="rId88">
+            <w:hyperlink r:id="rId73">
               <w:r>
                 <w:rPr>
                   <w:rStyle w:val="Hyperlink"/>
@@ -12351,7 +12346,7 @@
             <w:r>
               <w:t xml:space="preserve"> </w:t>
             </w:r>
-            <w:hyperlink r:id="rId87">
+            <w:hyperlink r:id="rId72">
               <w:r>
                 <w:rPr>
                   <w:rStyle w:val="Hyperlink"/>
@@ -12373,7 +12368,7 @@
             <w:r>
               <w:t xml:space="preserve">Package Developers (</w:t>
             </w:r>
-            <w:hyperlink r:id="rId89">
+            <w:hyperlink r:id="rId74">
               <w:r>
                 <w:rPr>
                   <w:rStyle w:val="Hyperlink"/>
@@ -12387,7 +12382,7 @@
             <w:r>
               <w:t xml:space="preserve"> </w:t>
             </w:r>
-            <w:hyperlink r:id="rId87">
+            <w:hyperlink r:id="rId72">
               <w:r>
                 <w:rPr>
                   <w:rStyle w:val="Hyperlink"/>
@@ -12401,7 +12396,7 @@
             <w:r>
               <w:t xml:space="preserve"> </w:t>
             </w:r>
-            <w:hyperlink r:id="rId90">
+            <w:hyperlink r:id="rId75">
               <w:r>
                 <w:rPr>
                   <w:rStyle w:val="Hyperlink"/>
@@ -12415,7 +12410,7 @@
             <w:r>
               <w:t xml:space="preserve"> </w:t>
             </w:r>
-            <w:hyperlink r:id="rId88">
+            <w:hyperlink r:id="rId73">
               <w:r>
                 <w:rPr>
                   <w:rStyle w:val="Hyperlink"/>
@@ -12480,7 +12475,7 @@
               <w:pStyle w:val="Compact"/>
               <w:jc w:val="left"/>
             </w:pPr>
-            <w:hyperlink r:id="rId87">
+            <w:hyperlink r:id="rId72">
               <w:r>
                 <w:rPr>
                   <w:rStyle w:val="Hyperlink"/>
@@ -12494,7 +12489,7 @@
             <w:r>
               <w:t xml:space="preserve"> </w:t>
             </w:r>
-            <w:hyperlink r:id="rId88">
+            <w:hyperlink r:id="rId73">
               <w:r>
                 <w:rPr>
                   <w:rStyle w:val="Hyperlink"/>
@@ -12583,7 +12578,7 @@
         <w:rPr>
           <w:rStyle w:val="VerbatimChar"/>
         </w:rPr>
-        <w:t xml:space="preserve">##  setting  value                       </w:t>
+        <w:t xml:space="preserve">##  setting  value</w:t>
       </w:r>
       <w:r>
         <w:br/>
@@ -12592,7 +12587,7 @@
         <w:rPr>
           <w:rStyle w:val="VerbatimChar"/>
         </w:rPr>
-        <w:t xml:space="preserve">##  version  R version 4.0.2 (2020-06-22)</w:t>
+        <w:t xml:space="preserve">##  version  R version 4.3.2 (2023-10-31)</w:t>
       </w:r>
       <w:r>
         <w:br/>
@@ -12601,7 +12596,7 @@
         <w:rPr>
           <w:rStyle w:val="VerbatimChar"/>
         </w:rPr>
-        <w:t xml:space="preserve">##  os       Ubuntu 20.04.5 LTS          </w:t>
+        <w:t xml:space="preserve">##  os       Ubuntu 22.04.4 LTS</w:t>
       </w:r>
       <w:r>
         <w:br/>
@@ -12610,7 +12605,7 @@
         <w:rPr>
           <w:rStyle w:val="VerbatimChar"/>
         </w:rPr>
-        <w:t xml:space="preserve">##  system   x86_64, linux-gnu           </w:t>
+        <w:t xml:space="preserve">##  system   x86_64, linux-gnu</w:t>
       </w:r>
       <w:r>
         <w:br/>
@@ -12619,7 +12614,7 @@
         <w:rPr>
           <w:rStyle w:val="VerbatimChar"/>
         </w:rPr>
-        <w:t xml:space="preserve">##  ui       X11                         </w:t>
+        <w:t xml:space="preserve">##  ui       X11</w:t>
       </w:r>
       <w:r>
         <w:br/>
@@ -12628,7 +12623,7 @@
         <w:rPr>
           <w:rStyle w:val="VerbatimChar"/>
         </w:rPr>
-        <w:t xml:space="preserve">##  language (EN)                        </w:t>
+        <w:t xml:space="preserve">##  language (EN)</w:t>
       </w:r>
       <w:r>
         <w:br/>
@@ -12637,7 +12632,7 @@
         <w:rPr>
           <w:rStyle w:val="VerbatimChar"/>
         </w:rPr>
-        <w:t xml:space="preserve">##  collate  en_US.UTF-8                 </w:t>
+        <w:t xml:space="preserve">##  collate  en_US.UTF-8</w:t>
       </w:r>
       <w:r>
         <w:br/>
@@ -12646,7 +12641,7 @@
         <w:rPr>
           <w:rStyle w:val="VerbatimChar"/>
         </w:rPr>
-        <w:t xml:space="preserve">##  ctype    en_US.UTF-8                 </w:t>
+        <w:t xml:space="preserve">##  ctype    en_US.UTF-8</w:t>
       </w:r>
       <w:r>
         <w:br/>
@@ -12655,7 +12650,7 @@
         <w:rPr>
           <w:rStyle w:val="VerbatimChar"/>
         </w:rPr>
-        <w:t xml:space="preserve">##  tz       Etc/UTC                     </w:t>
+        <w:t xml:space="preserve">##  tz       Etc/UTC</w:t>
       </w:r>
       <w:r>
         <w:br/>
@@ -12664,7 +12659,16 @@
         <w:rPr>
           <w:rStyle w:val="VerbatimChar"/>
         </w:rPr>
-        <w:t xml:space="preserve">##  date     2023-04-11                  </w:t>
+        <w:t xml:space="preserve">##  date     2025-06-06</w:t>
+      </w:r>
+      <w:r>
+        <w:br/>
+      </w:r>
+      <w:r>
+        <w:rPr>
+          <w:rStyle w:val="VerbatimChar"/>
+        </w:rPr>
+        <w:t xml:space="preserve">##  pandoc   3.1.1 @ /usr/local/bin/ (via rmarkdown)</w:t>
       </w:r>
       <w:r>
         <w:br/>
@@ -12691,7 +12695,7 @@
         <w:rPr>
           <w:rStyle w:val="VerbatimChar"/>
         </w:rPr>
-        <w:t xml:space="preserve">##  package     * version date       lib source                            </w:t>
+        <w:t xml:space="preserve">##  package     * version date (UTC) lib source</w:t>
       </w:r>
       <w:r>
         <w:br/>
@@ -12700,7 +12704,7 @@
         <w:rPr>
           <w:rStyle w:val="VerbatimChar"/>
         </w:rPr>
-        <w:t xml:space="preserve">##  assertthat    0.2.1   2019-03-21 [1] RSPM (R 4.0.5)                    </w:t>
+        <w:t xml:space="preserve">##  bookdown    * 0.41    2024-10-16 [1] CRAN (R 4.3.2)</w:t>
       </w:r>
       <w:r>
         <w:br/>
@@ -12709,7 +12713,7 @@
         <w:rPr>
           <w:rStyle w:val="VerbatimChar"/>
         </w:rPr>
-        <w:t xml:space="preserve">##  bookdown    * 0.24    2023-03-28 [1] Github (rstudio/bookdown@88bc4ea) </w:t>
+        <w:t xml:space="preserve">##  cachem        1.0.8   2023-05-01 [1] RSPM (R 4.3.0)</w:t>
       </w:r>
       <w:r>
         <w:br/>
@@ -12718,7 +12722,7 @@
         <w:rPr>
           <w:rStyle w:val="VerbatimChar"/>
         </w:rPr>
-        <w:t xml:space="preserve">##  cachem        1.0.7   2023-02-24 [1] CRAN (R 4.0.2)                    </w:t>
+        <w:t xml:space="preserve">##  cli           3.6.2   2023-12-11 [1] RSPM (R 4.3.0)</w:t>
       </w:r>
       <w:r>
         <w:br/>
@@ -12727,7 +12731,7 @@
         <w:rPr>
           <w:rStyle w:val="VerbatimChar"/>
         </w:rPr>
-        <w:t xml:space="preserve">##  callr         3.5.0   2020-10-08 [1] RSPM (R 4.0.2)                    </w:t>
+        <w:t xml:space="preserve">##  devtools      2.4.5   2022-10-11 [1] RSPM (R 4.3.0)</w:t>
       </w:r>
       <w:r>
         <w:br/>
@@ -12736,7 +12740,7 @@
         <w:rPr>
           <w:rStyle w:val="VerbatimChar"/>
         </w:rPr>
-        <w:t xml:space="preserve">##  cli           3.6.1   2023-03-23 [1] CRAN (R 4.0.2)                    </w:t>
+        <w:t xml:space="preserve">##  digest        0.6.34  2024-01-11 [1] RSPM (R 4.3.0)</w:t>
       </w:r>
       <w:r>
         <w:br/>
@@ -12745,7 +12749,7 @@
         <w:rPr>
           <w:rStyle w:val="VerbatimChar"/>
         </w:rPr>
-        <w:t xml:space="preserve">##  crayon        1.3.4   2017-09-16 [1] RSPM (R 4.0.0)                    </w:t>
+        <w:t xml:space="preserve">##  ellipsis      0.3.2   2021-04-29 [1] RSPM (R 4.3.0)</w:t>
       </w:r>
       <w:r>
         <w:br/>
@@ -12754,7 +12758,7 @@
         <w:rPr>
           <w:rStyle w:val="VerbatimChar"/>
         </w:rPr>
-        <w:t xml:space="preserve">##  desc          1.2.0   2018-05-01 [1] RSPM (R 4.0.3)                    </w:t>
+        <w:t xml:space="preserve">##  evaluate      0.23    2023-11-01 [1] RSPM (R 4.3.0)</w:t>
       </w:r>
       <w:r>
         <w:br/>
@@ -12763,7 +12767,7 @@
         <w:rPr>
           <w:rStyle w:val="VerbatimChar"/>
         </w:rPr>
-        <w:t xml:space="preserve">##  devtools      2.3.2   2020-09-18 [1] RSPM (R 4.0.3)                    </w:t>
+        <w:t xml:space="preserve">##  fastmap       1.1.1   2023-02-24 [1] RSPM (R 4.3.0)</w:t>
       </w:r>
       <w:r>
         <w:br/>
@@ -12772,7 +12776,7 @@
         <w:rPr>
           <w:rStyle w:val="VerbatimChar"/>
         </w:rPr>
-        <w:t xml:space="preserve">##  digest        0.6.25  2020-02-23 [1] RSPM (R 4.0.0)                    </w:t>
+        <w:t xml:space="preserve">##  fs            1.6.3   2023-07-20 [1] RSPM (R 4.3.0)</w:t>
       </w:r>
       <w:r>
         <w:br/>
@@ -12781,7 +12785,7 @@
         <w:rPr>
           <w:rStyle w:val="VerbatimChar"/>
         </w:rPr>
-        <w:t xml:space="preserve">##  ellipsis      0.3.1   2020-05-15 [1] RSPM (R 4.0.3)                    </w:t>
+        <w:t xml:space="preserve">##  glue          1.7.0   2024-01-09 [1] RSPM (R 4.3.0)</w:t>
       </w:r>
       <w:r>
         <w:br/>
@@ -12790,7 +12794,7 @@
         <w:rPr>
           <w:rStyle w:val="VerbatimChar"/>
         </w:rPr>
-        <w:t xml:space="preserve">##  evaluate      0.20    2023-01-17 [1] CRAN (R 4.0.2)                    </w:t>
+        <w:t xml:space="preserve">##  htmltools     0.5.7   2023-11-03 [1] RSPM (R 4.3.0)</w:t>
       </w:r>
       <w:r>
         <w:br/>
@@ -12799,7 +12803,7 @@
         <w:rPr>
           <w:rStyle w:val="VerbatimChar"/>
         </w:rPr>
-        <w:t xml:space="preserve">##  fastmap       1.1.1   2023-02-24 [1] CRAN (R 4.0.2)                    </w:t>
+        <w:t xml:space="preserve">##  htmlwidgets   1.6.4   2023-12-06 [1] RSPM (R 4.3.0)</w:t>
       </w:r>
       <w:r>
         <w:br/>
@@ -12808,7 +12812,7 @@
         <w:rPr>
           <w:rStyle w:val="VerbatimChar"/>
         </w:rPr>
-        <w:t xml:space="preserve">##  fs            1.5.0   2020-07-31 [1] RSPM (R 4.0.3)                    </w:t>
+        <w:t xml:space="preserve">##  httpuv        1.6.14  2024-01-26 [1] RSPM (R 4.3.0)</w:t>
       </w:r>
       <w:r>
         <w:br/>
@@ -12817,7 +12821,7 @@
         <w:rPr>
           <w:rStyle w:val="VerbatimChar"/>
         </w:rPr>
-        <w:t xml:space="preserve">##  glue          1.4.2   2020-08-27 [1] RSPM (R 4.0.5)                    </w:t>
+        <w:t xml:space="preserve">##  knitr         1.48    2024-07-07 [1] CRAN (R 4.3.2)</w:t>
       </w:r>
       <w:r>
         <w:br/>
@@ -12826,7 +12830,7 @@
         <w:rPr>
           <w:rStyle w:val="VerbatimChar"/>
         </w:rPr>
-        <w:t xml:space="preserve">##  htmltools     0.5.5   2023-03-23 [1] CRAN (R 4.0.2)                    </w:t>
+        <w:t xml:space="preserve">##  later         1.3.2   2023-12-06 [1] RSPM (R 4.3.0)</w:t>
       </w:r>
       <w:r>
         <w:br/>
@@ -12835,7 +12839,7 @@
         <w:rPr>
           <w:rStyle w:val="VerbatimChar"/>
         </w:rPr>
-        <w:t xml:space="preserve">##  knitr         1.33    2023-03-28 [1] Github (yihui/knitr@a1052d1)      </w:t>
+        <w:t xml:space="preserve">##  lifecycle     1.0.4   2023-11-07 [1] RSPM (R 4.3.0)</w:t>
       </w:r>
       <w:r>
         <w:br/>
@@ -12844,7 +12848,7 @@
         <w:rPr>
           <w:rStyle w:val="VerbatimChar"/>
         </w:rPr>
-        <w:t xml:space="preserve">##  magrittr      2.0.3   2022-03-30 [1] CRAN (R 4.0.2)                    </w:t>
+        <w:t xml:space="preserve">##  magrittr      2.0.3   2022-03-30 [1] RSPM (R 4.3.0)</w:t>
       </w:r>
       <w:r>
         <w:br/>
@@ -12853,7 +12857,7 @@
         <w:rPr>
           <w:rStyle w:val="VerbatimChar"/>
         </w:rPr>
-        <w:t xml:space="preserve">##  memoise       2.0.1   2021-11-26 [1] CRAN (R 4.0.2)                    </w:t>
+        <w:t xml:space="preserve">##  memoise       2.0.1   2021-11-26 [1] RSPM (R 4.3.0)</w:t>
       </w:r>
       <w:r>
         <w:br/>
@@ -12862,7 +12866,7 @@
         <w:rPr>
           <w:rStyle w:val="VerbatimChar"/>
         </w:rPr>
-        <w:t xml:space="preserve">##  pkgbuild      1.1.0   2020-07-13 [1] RSPM (R 4.0.2)                    </w:t>
+        <w:t xml:space="preserve">##  mime          0.12    2021-09-28 [1] RSPM (R 4.3.0)</w:t>
       </w:r>
       <w:r>
         <w:br/>
@@ -12871,7 +12875,7 @@
         <w:rPr>
           <w:rStyle w:val="VerbatimChar"/>
         </w:rPr>
-        <w:t xml:space="preserve">##  pkgload       1.1.0   2020-05-29 [1] RSPM (R 4.0.3)                    </w:t>
+        <w:t xml:space="preserve">##  miniUI        0.1.1.1 2018-05-18 [1] RSPM (R 4.3.0)</w:t>
       </w:r>
       <w:r>
         <w:br/>
@@ -12880,7 +12884,7 @@
         <w:rPr>
           <w:rStyle w:val="VerbatimChar"/>
         </w:rPr>
-        <w:t xml:space="preserve">##  prettyunits   1.1.1   2020-01-24 [1] RSPM (R 4.0.3)                    </w:t>
+        <w:t xml:space="preserve">##  pkgbuild      1.4.3   2023-12-10 [1] RSPM (R 4.3.0)</w:t>
       </w:r>
       <w:r>
         <w:br/>
@@ -12889,7 +12893,7 @@
         <w:rPr>
           <w:rStyle w:val="VerbatimChar"/>
         </w:rPr>
-        <w:t xml:space="preserve">##  processx      3.4.4   2020-09-03 [1] RSPM (R 4.0.2)                    </w:t>
+        <w:t xml:space="preserve">##  pkgload       1.3.4   2024-01-16 [1] RSPM (R 4.3.0)</w:t>
       </w:r>
       <w:r>
         <w:br/>
@@ -12898,7 +12902,7 @@
         <w:rPr>
           <w:rStyle w:val="VerbatimChar"/>
         </w:rPr>
-        <w:t xml:space="preserve">##  ps            1.4.0   2020-10-07 [1] RSPM (R 4.0.2)                    </w:t>
+        <w:t xml:space="preserve">##  profvis       0.3.8   2023-05-02 [1] RSPM (R 4.3.0)</w:t>
       </w:r>
       <w:r>
         <w:br/>
@@ -12907,7 +12911,7 @@
         <w:rPr>
           <w:rStyle w:val="VerbatimChar"/>
         </w:rPr>
-        <w:t xml:space="preserve">##  R6            2.4.1   2019-11-12 [1] RSPM (R 4.0.0)                    </w:t>
+        <w:t xml:space="preserve">##  promises      1.2.1   2023-08-10 [1] RSPM (R 4.3.0)</w:t>
       </w:r>
       <w:r>
         <w:br/>
@@ -12916,7 +12920,7 @@
         <w:rPr>
           <w:rStyle w:val="VerbatimChar"/>
         </w:rPr>
-        <w:t xml:space="preserve">##  remotes       2.2.0   2020-07-21 [1] RSPM (R 4.0.3)                    </w:t>
+        <w:t xml:space="preserve">##  purrr         1.0.2   2023-08-10 [1] RSPM (R 4.3.0)</w:t>
       </w:r>
       <w:r>
         <w:br/>
@@ -12925,7 +12929,7 @@
         <w:rPr>
           <w:rStyle w:val="VerbatimChar"/>
         </w:rPr>
-        <w:t xml:space="preserve">##  rlang         1.1.0   2023-03-14 [1] CRAN (R 4.0.2)                    </w:t>
+        <w:t xml:space="preserve">##  R6            2.5.1   2021-08-19 [1] RSPM (R 4.3.0)</w:t>
       </w:r>
       <w:r>
         <w:br/>
@@ -12934,7 +12938,7 @@
         <w:rPr>
           <w:rStyle w:val="VerbatimChar"/>
         </w:rPr>
-        <w:t xml:space="preserve">##  rmarkdown     2.10    2023-03-28 [1] Github (rstudio/rmarkdown@02d3c25)</w:t>
+        <w:t xml:space="preserve">##  Rcpp          1.0.12  2024-01-09 [1] RSPM (R 4.3.0)</w:t>
       </w:r>
       <w:r>
         <w:br/>
@@ -12943,7 +12947,7 @@
         <w:rPr>
           <w:rStyle w:val="VerbatimChar"/>
         </w:rPr>
-        <w:t xml:space="preserve">##  rprojroot     2.0.3   2022-04-02 [1] CRAN (R 4.0.2)                    </w:t>
+        <w:t xml:space="preserve">##  remotes       2.4.2.1 2023-07-18 [1] RSPM (R 4.3.0)</w:t>
       </w:r>
       <w:r>
         <w:br/>
@@ -12952,7 +12956,7 @@
         <w:rPr>
           <w:rStyle w:val="VerbatimChar"/>
         </w:rPr>
-        <w:t xml:space="preserve">##  sessioninfo   1.1.1   2018-11-05 [1] RSPM (R 4.0.3)                    </w:t>
+        <w:t xml:space="preserve">##  rlang         1.1.4   2024-06-04 [1] CRAN (R 4.3.2)</w:t>
       </w:r>
       <w:r>
         <w:br/>
@@ -12961,7 +12965,7 @@
         <w:rPr>
           <w:rStyle w:val="VerbatimChar"/>
         </w:rPr>
-        <w:t xml:space="preserve">##  stringi       1.5.3   2020-09-09 [1] RSPM (R 4.0.3)                    </w:t>
+        <w:t xml:space="preserve">##  rmarkdown     2.25    2023-09-18 [1] RSPM (R 4.3.0)</w:t>
       </w:r>
       <w:r>
         <w:br/>
@@ -12970,7 +12974,7 @@
         <w:rPr>
           <w:rStyle w:val="VerbatimChar"/>
         </w:rPr>
-        <w:t xml:space="preserve">##  stringr       1.4.0   2019-02-10 [1] RSPM (R 4.0.3)                    </w:t>
+        <w:t xml:space="preserve">##  sessioninfo   1.2.2   2021-12-06 [1] RSPM (R 4.3.0)</w:t>
       </w:r>
       <w:r>
         <w:br/>
@@ -12979,7 +12983,7 @@
         <w:rPr>
           <w:rStyle w:val="VerbatimChar"/>
         </w:rPr>
-        <w:t xml:space="preserve">##  testthat      3.0.1   2023-03-28 [1] Github (R-lib/testthat@e99155a)   </w:t>
+        <w:t xml:space="preserve">##  shiny         1.8.0   2023-11-17 [1] RSPM (R 4.3.0)</w:t>
       </w:r>
       <w:r>
         <w:br/>
@@ -12988,7 +12992,7 @@
         <w:rPr>
           <w:rStyle w:val="VerbatimChar"/>
         </w:rPr>
-        <w:t xml:space="preserve">##  usethis       1.6.3   2020-09-17 [1] RSPM (R 4.0.2)                    </w:t>
+        <w:t xml:space="preserve">##  stringi       1.8.3   2023-12-11 [1] RSPM (R 4.3.0)</w:t>
       </w:r>
       <w:r>
         <w:br/>
@@ -12997,7 +13001,7 @@
         <w:rPr>
           <w:rStyle w:val="VerbatimChar"/>
         </w:rPr>
-        <w:t xml:space="preserve">##  withr         2.3.0   2020-09-22 [1] RSPM (R 4.0.2)                    </w:t>
+        <w:t xml:space="preserve">##  stringr       1.5.1   2023-11-14 [1] RSPM (R 4.3.0)</w:t>
       </w:r>
       <w:r>
         <w:br/>
@@ -13006,7 +13010,7 @@
         <w:rPr>
           <w:rStyle w:val="VerbatimChar"/>
         </w:rPr>
-        <w:t xml:space="preserve">##  xfun          0.26    2023-03-28 [1] Github (yihui/xfun@74c2a66)       </w:t>
+        <w:t xml:space="preserve">##  urlchecker    1.0.1   2021-11-30 [1] RSPM (R 4.3.0)</w:t>
       </w:r>
       <w:r>
         <w:br/>
@@ -13015,7 +13019,43 @@
         <w:rPr>
           <w:rStyle w:val="VerbatimChar"/>
         </w:rPr>
-        <w:t xml:space="preserve">##  yaml          2.2.1   2020-02-01 [1] RSPM (R 4.0.3)                    </w:t>
+        <w:t xml:space="preserve">##  usethis       2.2.3   2024-02-19 [1] RSPM (R 4.3.0)</w:t>
+      </w:r>
+      <w:r>
+        <w:br/>
+      </w:r>
+      <w:r>
+        <w:rPr>
+          <w:rStyle w:val="VerbatimChar"/>
+        </w:rPr>
+        <w:t xml:space="preserve">##  vctrs         0.6.5   2023-12-01 [1] RSPM (R 4.3.0)</w:t>
+      </w:r>
+      <w:r>
+        <w:br/>
+      </w:r>
+      <w:r>
+        <w:rPr>
+          <w:rStyle w:val="VerbatimChar"/>
+        </w:rPr>
+        <w:t xml:space="preserve">##  xfun          0.48    2024-10-03 [1] CRAN (R 4.3.2)</w:t>
+      </w:r>
+      <w:r>
+        <w:br/>
+      </w:r>
+      <w:r>
+        <w:rPr>
+          <w:rStyle w:val="VerbatimChar"/>
+        </w:rPr>
+        <w:t xml:space="preserve">##  xtable        1.8-4   2019-04-21 [1] RSPM (R 4.3.0)</w:t>
+      </w:r>
+      <w:r>
+        <w:br/>
+      </w:r>
+      <w:r>
+        <w:rPr>
+          <w:rStyle w:val="VerbatimChar"/>
+        </w:rPr>
+        <w:t xml:space="preserve">##  yaml          2.3.8   2023-12-11 [1] RSPM (R 4.3.0)</w:t>
       </w:r>
       <w:r>
         <w:br/>
@@ -13033,7 +13073,7 @@
         <w:rPr>
           <w:rStyle w:val="VerbatimChar"/>
         </w:rPr>
-        <w:t xml:space="preserve">## [1] /usr/local/lib/R/site-library</w:t>
+        <w:t xml:space="preserve">##  [1] /usr/local/lib/R/site-library</w:t>
       </w:r>
       <w:r>
         <w:br/>
@@ -13042,11 +13082,29 @@
         <w:rPr>
           <w:rStyle w:val="VerbatimChar"/>
         </w:rPr>
-        <w:t xml:space="preserve">## [2] /usr/local/lib/R/library</w:t>
-      </w:r>
-    </w:p>
-    <w:bookmarkEnd w:id="91"/>
-    <w:bookmarkStart w:id="92" w:name="references"/>
+        <w:t xml:space="preserve">##  [2] /usr/local/lib/R/library</w:t>
+      </w:r>
+      <w:r>
+        <w:br/>
+      </w:r>
+      <w:r>
+        <w:rPr>
+          <w:rStyle w:val="VerbatimChar"/>
+        </w:rPr>
+        <w:t xml:space="preserve">## </w:t>
+      </w:r>
+      <w:r>
+        <w:br/>
+      </w:r>
+      <w:r>
+        <w:rPr>
+          <w:rStyle w:val="VerbatimChar"/>
+        </w:rPr>
+        <w:t xml:space="preserve">## ──────────────────────────────────────────────────────────────────────────────</w:t>
+      </w:r>
+    </w:p>
+    <w:bookmarkEnd w:id="76"/>
+    <w:bookmarkStart w:id="77" w:name="references"/>
     <w:p>
       <w:pPr>
         <w:pStyle w:val="Heading1"/>
@@ -13064,7 +13122,7 @@
         <w:t xml:space="preserve">References</w:t>
       </w:r>
     </w:p>
-    <w:bookmarkEnd w:id="92"/>
+    <w:bookmarkEnd w:id="77"/>
     <w:sectPr/>
   </w:body>
 </w:document>
@@ -14312,7 +14370,7 @@
     <w:name w:val="ConstantTok"/>
     <w:basedOn w:val="VerbatimChar"/>
     <w:rPr>
-      <w:color w:val="000000"/>
+      <w:color w:val="8f5902"/>
       <w:shd w:val="clear" w:fill="f8f8f8"/>
     </w:rPr>
   </w:style>
@@ -14328,8 +14386,9 @@
     <w:name w:val="SpecialCharTok"/>
     <w:basedOn w:val="VerbatimChar"/>
     <w:rPr>
-      <w:color w:val="000000"/>
+      <w:color w:val="ce5c00"/>
       <w:shd w:val="clear" w:fill="f8f8f8"/>
+      <w:b/>
     </w:rPr>
   </w:style>
   <w:style w:type="character" w:customStyle="1" w:styleId="StringTok">
@@ -14414,8 +14473,9 @@
     <w:name w:val="FunctionTok"/>
     <w:basedOn w:val="VerbatimChar"/>
     <w:rPr>
-      <w:color w:val="000000"/>
+      <w:color w:val="204a87"/>
       <w:shd w:val="clear" w:fill="f8f8f8"/>
+      <w:b/>
     </w:rPr>
   </w:style>
   <w:style w:type="character" w:customStyle="1" w:styleId="VariableTok">
@@ -14471,7 +14531,7 @@
     <w:name w:val="AttributeTok"/>
     <w:basedOn w:val="VerbatimChar"/>
     <w:rPr>
-      <w:color w:val="c4a000"/>
+      <w:color w:val="204a87"/>
       <w:shd w:val="clear" w:fill="f8f8f8"/>
     </w:rPr>
   </w:style>
